--- a/apply/2609_.대학원컨택/resume_korean_2609.docx
+++ b/apply/2609_.대학원컨택/resume_korean_2609.docx
@@ -144,7 +144,25 @@
                 <w:sz w:val="20"/>
                 <w:szCs w:val="20"/>
               </w:rPr>
-              <w:t>고려대학교 수학과 석사 (3.92 / 4.5)</w:t>
+              <w:t>고려대학교 수학과 석사 (</w:t>
+            </w:r>
+            <w:proofErr w:type="gramStart"/>
+            <w:r>
+              <w:rPr>
+                <w:rFonts w:ascii="맑은 고딕" w:eastAsia="맑은 고딕" w:hAnsi="맑은 고딕" w:cs="맑은 고딕" w:hint="eastAsia"/>
+                <w:sz w:val="20"/>
+                <w:szCs w:val="20"/>
+              </w:rPr>
+              <w:t>3.92 /</w:t>
+            </w:r>
+            <w:proofErr w:type="gramEnd"/>
+            <w:r>
+              <w:rPr>
+                <w:rFonts w:ascii="맑은 고딕" w:eastAsia="맑은 고딕" w:hAnsi="맑은 고딕" w:cs="맑은 고딕" w:hint="eastAsia"/>
+                <w:sz w:val="20"/>
+                <w:szCs w:val="20"/>
+              </w:rPr>
+              <w:t xml:space="preserve"> 4.5)</w:t>
             </w:r>
           </w:p>
         </w:tc>
@@ -206,7 +224,25 @@
                 <w:sz w:val="20"/>
                 <w:szCs w:val="20"/>
               </w:rPr>
-              <w:t>고려대학교 수학과 학사 (3.77 / 4.5)</w:t>
+              <w:t>고려대학교 수학과 학사 (</w:t>
+            </w:r>
+            <w:proofErr w:type="gramStart"/>
+            <w:r>
+              <w:rPr>
+                <w:rFonts w:ascii="맑은 고딕" w:eastAsia="맑은 고딕" w:hAnsi="맑은 고딕" w:cs="맑은 고딕" w:hint="eastAsia"/>
+                <w:sz w:val="20"/>
+                <w:szCs w:val="20"/>
+              </w:rPr>
+              <w:t>3.77 /</w:t>
+            </w:r>
+            <w:proofErr w:type="gramEnd"/>
+            <w:r>
+              <w:rPr>
+                <w:rFonts w:ascii="맑은 고딕" w:eastAsia="맑은 고딕" w:hAnsi="맑은 고딕" w:cs="맑은 고딕" w:hint="eastAsia"/>
+                <w:sz w:val="20"/>
+                <w:szCs w:val="20"/>
+              </w:rPr>
+              <w:t xml:space="preserve"> 4.5)</w:t>
             </w:r>
           </w:p>
         </w:tc>
@@ -327,8 +363,20 @@
                 <w:sz w:val="20"/>
                 <w:szCs w:val="20"/>
               </w:rPr>
-              <w:t>(주) 이씨마이너</w:t>
-            </w:r>
+              <w:t xml:space="preserve">(주) </w:t>
+            </w:r>
+            <w:proofErr w:type="spellStart"/>
+            <w:r>
+              <w:rPr>
+                <w:rFonts w:ascii="맑은 고딕" w:eastAsia="맑은 고딕" w:hAnsi="맑은 고딕" w:cs="맑은 고딕" w:hint="eastAsia"/>
+                <w:b/>
+                <w:bCs/>
+                <w:sz w:val="20"/>
+                <w:szCs w:val="20"/>
+              </w:rPr>
+              <w:t>이씨마이너</w:t>
+            </w:r>
+            <w:proofErr w:type="spellEnd"/>
             <w:r>
               <w:rPr>
                 <w:rFonts w:ascii="맑은 고딕" w:eastAsia="맑은 고딕" w:hAnsi="맑은 고딕" w:cs="맑은 고딕"/>
@@ -399,7 +447,25 @@
                 <w:sz w:val="20"/>
                 <w:szCs w:val="20"/>
               </w:rPr>
-              <w:t>서부발전 희석질소가스 투입 최적화</w:t>
+              <w:t xml:space="preserve">서부발전 </w:t>
+            </w:r>
+            <w:proofErr w:type="spellStart"/>
+            <w:r>
+              <w:rPr>
+                <w:rFonts w:ascii="맑은 고딕" w:eastAsia="맑은 고딕" w:hAnsi="맑은 고딕"/>
+                <w:sz w:val="20"/>
+                <w:szCs w:val="20"/>
+              </w:rPr>
+              <w:t>희석질소가스</w:t>
+            </w:r>
+            <w:proofErr w:type="spellEnd"/>
+            <w:r>
+              <w:rPr>
+                <w:rFonts w:ascii="맑은 고딕" w:eastAsia="맑은 고딕" w:hAnsi="맑은 고딕"/>
+                <w:sz w:val="20"/>
+                <w:szCs w:val="20"/>
+              </w:rPr>
+              <w:t xml:space="preserve"> 투입 최적화</w:t>
             </w:r>
           </w:p>
           <w:p>
@@ -423,7 +489,25 @@
                 <w:sz w:val="20"/>
                 <w:szCs w:val="20"/>
               </w:rPr>
-              <w:t>- 강화학습 및 MPC를 활용한 희석질소가스 제어모델 개발</w:t>
+              <w:t xml:space="preserve">- 강화학습 및 MPC를 활용한 </w:t>
+            </w:r>
+            <w:proofErr w:type="spellStart"/>
+            <w:r>
+              <w:rPr>
+                <w:rFonts w:ascii="맑은 고딕" w:eastAsia="맑은 고딕" w:hAnsi="맑은 고딕" w:hint="eastAsia"/>
+                <w:sz w:val="20"/>
+                <w:szCs w:val="20"/>
+              </w:rPr>
+              <w:t>희석질소가스</w:t>
+            </w:r>
+            <w:proofErr w:type="spellEnd"/>
+            <w:r>
+              <w:rPr>
+                <w:rFonts w:ascii="맑은 고딕" w:eastAsia="맑은 고딕" w:hAnsi="맑은 고딕" w:hint="eastAsia"/>
+                <w:sz w:val="20"/>
+                <w:szCs w:val="20"/>
+              </w:rPr>
+              <w:t xml:space="preserve"> 제어모델 개발</w:t>
             </w:r>
           </w:p>
           <w:p>
@@ -471,7 +555,43 @@
                 <w:sz w:val="20"/>
                 <w:szCs w:val="20"/>
               </w:rPr>
-              <w:t>- 강화학습을 활용한 다이나믹 구간 state(DynT, DynC, 용선량) 기반</w:t>
+              <w:t xml:space="preserve">- 강화학습을 활용한 다이나믹 구간 state(DynT, </w:t>
+            </w:r>
+            <w:proofErr w:type="spellStart"/>
+            <w:r>
+              <w:rPr>
+                <w:rFonts w:ascii="맑은 고딕" w:eastAsia="맑은 고딕" w:hAnsi="맑은 고딕" w:hint="eastAsia"/>
+                <w:sz w:val="20"/>
+                <w:szCs w:val="20"/>
+              </w:rPr>
+              <w:t>DynC</w:t>
+            </w:r>
+            <w:proofErr w:type="spellEnd"/>
+            <w:r>
+              <w:rPr>
+                <w:rFonts w:ascii="맑은 고딕" w:eastAsia="맑은 고딕" w:hAnsi="맑은 고딕" w:hint="eastAsia"/>
+                <w:sz w:val="20"/>
+                <w:szCs w:val="20"/>
+              </w:rPr>
+              <w:t xml:space="preserve">, </w:t>
+            </w:r>
+            <w:proofErr w:type="spellStart"/>
+            <w:r>
+              <w:rPr>
+                <w:rFonts w:ascii="맑은 고딕" w:eastAsia="맑은 고딕" w:hAnsi="맑은 고딕" w:hint="eastAsia"/>
+                <w:sz w:val="20"/>
+                <w:szCs w:val="20"/>
+              </w:rPr>
+              <w:t>용선량</w:t>
+            </w:r>
+            <w:proofErr w:type="spellEnd"/>
+            <w:r>
+              <w:rPr>
+                <w:rFonts w:ascii="맑은 고딕" w:eastAsia="맑은 고딕" w:hAnsi="맑은 고딕" w:hint="eastAsia"/>
+                <w:sz w:val="20"/>
+                <w:szCs w:val="20"/>
+              </w:rPr>
+              <w:t>) 기반</w:t>
             </w:r>
           </w:p>
           <w:p>
@@ -495,7 +615,25 @@
                 <w:sz w:val="20"/>
                 <w:szCs w:val="20"/>
               </w:rPr>
-              <w:t xml:space="preserve"> 산소량·냉각재 투입량 최적화</w:t>
+              <w:t xml:space="preserve"> </w:t>
+            </w:r>
+            <w:proofErr w:type="spellStart"/>
+            <w:r>
+              <w:rPr>
+                <w:rFonts w:ascii="맑은 고딕" w:eastAsia="맑은 고딕" w:hAnsi="맑은 고딕" w:hint="eastAsia"/>
+                <w:sz w:val="20"/>
+                <w:szCs w:val="20"/>
+              </w:rPr>
+              <w:t>산소량·냉각재</w:t>
+            </w:r>
+            <w:proofErr w:type="spellEnd"/>
+            <w:r>
+              <w:rPr>
+                <w:rFonts w:ascii="맑은 고딕" w:eastAsia="맑은 고딕" w:hAnsi="맑은 고딕" w:hint="eastAsia"/>
+                <w:sz w:val="20"/>
+                <w:szCs w:val="20"/>
+              </w:rPr>
+              <w:t xml:space="preserve"> 투입량 최적화</w:t>
             </w:r>
           </w:p>
         </w:tc>
@@ -690,7 +828,25 @@
                 <w:sz w:val="20"/>
                 <w:szCs w:val="20"/>
               </w:rPr>
-              <w:t>(파이썬 scipy, Dijkstra algorithm 활용)</w:t>
+              <w:t xml:space="preserve">(파이썬 </w:t>
+            </w:r>
+            <w:proofErr w:type="spellStart"/>
+            <w:r>
+              <w:rPr>
+                <w:rFonts w:ascii="맑은 고딕" w:eastAsia="맑은 고딕" w:hAnsi="맑은 고딕" w:hint="eastAsia"/>
+                <w:sz w:val="20"/>
+                <w:szCs w:val="20"/>
+              </w:rPr>
+              <w:t>scipy</w:t>
+            </w:r>
+            <w:proofErr w:type="spellEnd"/>
+            <w:r>
+              <w:rPr>
+                <w:rFonts w:ascii="맑은 고딕" w:eastAsia="맑은 고딕" w:hAnsi="맑은 고딕" w:hint="eastAsia"/>
+                <w:sz w:val="20"/>
+                <w:szCs w:val="20"/>
+              </w:rPr>
+              <w:t>, Dijkstra algorithm 활용)</w:t>
             </w:r>
           </w:p>
         </w:tc>
@@ -1210,7 +1366,29 @@
                 <w:sz w:val="20"/>
                 <w:szCs w:val="20"/>
               </w:rPr>
-              <w:t>신경망의 립시츠 상수 계산</w:t>
+              <w:t xml:space="preserve">신경망의 </w:t>
+            </w:r>
+            <w:proofErr w:type="spellStart"/>
+            <w:r>
+              <w:rPr>
+                <w:rFonts w:ascii="맑은 고딕" w:eastAsia="맑은 고딕" w:hAnsi="맑은 고딕" w:cs="맑은 고딕" w:hint="eastAsia"/>
+                <w:b/>
+                <w:bCs/>
+                <w:sz w:val="20"/>
+                <w:szCs w:val="20"/>
+              </w:rPr>
+              <w:t>립시츠</w:t>
+            </w:r>
+            <w:proofErr w:type="spellEnd"/>
+            <w:r>
+              <w:rPr>
+                <w:rFonts w:ascii="맑은 고딕" w:eastAsia="맑은 고딕" w:hAnsi="맑은 고딕" w:cs="맑은 고딕" w:hint="eastAsia"/>
+                <w:b/>
+                <w:bCs/>
+                <w:sz w:val="20"/>
+                <w:szCs w:val="20"/>
+              </w:rPr>
+              <w:t xml:space="preserve"> 상수 계산</w:t>
             </w:r>
           </w:p>
           <w:p>
@@ -1223,20 +1401,38 @@
               <w:spacing w:line="216" w:lineRule="auto"/>
               <w:ind w:left="720" w:hanging="720"/>
               <w:rPr>
-                <w:rFonts w:ascii="맑은 고딕" w:eastAsia="맑은 고딕" w:hAnsi="맑은 고딕" w:cs="맑은 고딕" w:hint="eastAsia"/>
-                <w:b/>
-                <w:bCs/>
-                <w:sz w:val="20"/>
-                <w:szCs w:val="20"/>
-              </w:rPr>
-            </w:pPr>
-            <w:r>
-              <w:rPr>
-                <w:rFonts w:ascii="맑은 고딕" w:eastAsia="맑은 고딕" w:hAnsi="맑은 고딕" w:hint="eastAsia"/>
-                <w:sz w:val="20"/>
-                <w:szCs w:val="20"/>
-              </w:rPr>
-              <w:t>· 인공지능 아키텍쳐의 안정성에 대한 survey paper (석사학위 논문)</w:t>
+                <w:rFonts w:ascii="맑은 고딕" w:eastAsia="맑은 고딕" w:hAnsi="맑은 고딕" w:cs="맑은 고딕"/>
+                <w:b/>
+                <w:bCs/>
+                <w:sz w:val="20"/>
+                <w:szCs w:val="20"/>
+              </w:rPr>
+            </w:pPr>
+            <w:r>
+              <w:rPr>
+                <w:rFonts w:ascii="맑은 고딕" w:eastAsia="맑은 고딕" w:hAnsi="맑은 고딕" w:hint="eastAsia"/>
+                <w:sz w:val="20"/>
+                <w:szCs w:val="20"/>
+              </w:rPr>
+              <w:t xml:space="preserve">· 인공지능 </w:t>
+            </w:r>
+            <w:proofErr w:type="spellStart"/>
+            <w:r>
+              <w:rPr>
+                <w:rFonts w:ascii="맑은 고딕" w:eastAsia="맑은 고딕" w:hAnsi="맑은 고딕" w:hint="eastAsia"/>
+                <w:sz w:val="20"/>
+                <w:szCs w:val="20"/>
+              </w:rPr>
+              <w:t>아키텍쳐의</w:t>
+            </w:r>
+            <w:proofErr w:type="spellEnd"/>
+            <w:r>
+              <w:rPr>
+                <w:rFonts w:ascii="맑은 고딕" w:eastAsia="맑은 고딕" w:hAnsi="맑은 고딕" w:hint="eastAsia"/>
+                <w:sz w:val="20"/>
+                <w:szCs w:val="20"/>
+              </w:rPr>
+              <w:t xml:space="preserve"> 안정성에 대한 survey paper (석사학위 논문)</w:t>
             </w:r>
           </w:p>
         </w:tc>
@@ -1254,7 +1450,7 @@
               <w:spacing w:line="216" w:lineRule="auto"/>
               <w:jc w:val="right"/>
               <w:rPr>
-                <w:rFonts w:ascii="맑은 고딕" w:eastAsia="맑은 고딕" w:hAnsi="맑은 고딕" w:cs="맑은 고딕" w:hint="eastAsia"/>
+                <w:rFonts w:ascii="맑은 고딕" w:eastAsia="맑은 고딕" w:hAnsi="맑은 고딕" w:cs="맑은 고딕"/>
                 <w:sz w:val="20"/>
                 <w:szCs w:val="20"/>
               </w:rPr>
@@ -1345,15 +1541,43 @@
                 <w:sz w:val="20"/>
                 <w:szCs w:val="20"/>
               </w:rPr>
-              <w:t xml:space="preserve">· </w:t>
-            </w:r>
-            <w:r>
-              <w:rPr>
-                <w:rFonts w:ascii="맑은 고딕" w:eastAsia="맑은 고딕" w:hAnsi="맑은 고딕" w:hint="eastAsia"/>
-                <w:sz w:val="20"/>
-                <w:szCs w:val="20"/>
-              </w:rPr>
-              <w:t>인공지능에 대한 다양한 주제 : 머신러닝, 신경망, CNN, RNN, LSTM, attention,</w:t>
+              <w:t xml:space="preserve">· 인공지능에 대한 다양한 </w:t>
+            </w:r>
+            <w:proofErr w:type="gramStart"/>
+            <w:r>
+              <w:rPr>
+                <w:rFonts w:ascii="맑은 고딕" w:eastAsia="맑은 고딕" w:hAnsi="맑은 고딕" w:hint="eastAsia"/>
+                <w:sz w:val="20"/>
+                <w:szCs w:val="20"/>
+              </w:rPr>
+              <w:t>주제 :</w:t>
+            </w:r>
+            <w:proofErr w:type="gramEnd"/>
+            <w:r>
+              <w:rPr>
+                <w:rFonts w:ascii="맑은 고딕" w:eastAsia="맑은 고딕" w:hAnsi="맑은 고딕" w:hint="eastAsia"/>
+                <w:sz w:val="20"/>
+                <w:szCs w:val="20"/>
+              </w:rPr>
+              <w:t xml:space="preserve"> </w:t>
+            </w:r>
+            <w:proofErr w:type="spellStart"/>
+            <w:r>
+              <w:rPr>
+                <w:rFonts w:ascii="맑은 고딕" w:eastAsia="맑은 고딕" w:hAnsi="맑은 고딕" w:hint="eastAsia"/>
+                <w:sz w:val="20"/>
+                <w:szCs w:val="20"/>
+              </w:rPr>
+              <w:t>머신러닝</w:t>
+            </w:r>
+            <w:proofErr w:type="spellEnd"/>
+            <w:r>
+              <w:rPr>
+                <w:rFonts w:ascii="맑은 고딕" w:eastAsia="맑은 고딕" w:hAnsi="맑은 고딕" w:hint="eastAsia"/>
+                <w:sz w:val="20"/>
+                <w:szCs w:val="20"/>
+              </w:rPr>
+              <w:t>, 신경망, CNN, RNN, LSTM, attention,</w:t>
             </w:r>
             <w:r>
               <w:rPr>
@@ -1485,7 +1709,25 @@
                 <w:sz w:val="20"/>
                 <w:szCs w:val="20"/>
               </w:rPr>
-              <w:t>- DQN CartPole 구현 (강화학습)</w:t>
+              <w:t xml:space="preserve">- DQN </w:t>
+            </w:r>
+            <w:proofErr w:type="spellStart"/>
+            <w:r>
+              <w:rPr>
+                <w:rFonts w:ascii="맑은 고딕" w:eastAsia="맑은 고딕" w:hAnsi="맑은 고딕" w:hint="eastAsia"/>
+                <w:sz w:val="20"/>
+                <w:szCs w:val="20"/>
+              </w:rPr>
+              <w:t>CartPole</w:t>
+            </w:r>
+            <w:proofErr w:type="spellEnd"/>
+            <w:r>
+              <w:rPr>
+                <w:rFonts w:ascii="맑은 고딕" w:eastAsia="맑은 고딕" w:hAnsi="맑은 고딕" w:hint="eastAsia"/>
+                <w:sz w:val="20"/>
+                <w:szCs w:val="20"/>
+              </w:rPr>
+              <w:t xml:space="preserve"> 구현 (강화학습)</w:t>
             </w:r>
           </w:p>
         </w:tc>
@@ -1691,7 +1933,29 @@
                 <w:sz w:val="20"/>
                 <w:szCs w:val="20"/>
               </w:rPr>
-              <w:t>고려대학교 학위논문 TeX 템플릿 제작</w:t>
+              <w:t xml:space="preserve">고려대학교 학위논문 </w:t>
+            </w:r>
+            <w:proofErr w:type="spellStart"/>
+            <w:r>
+              <w:rPr>
+                <w:rFonts w:ascii="맑은 고딕" w:eastAsia="맑은 고딕" w:hAnsi="맑은 고딕" w:cs="맑은 고딕" w:hint="eastAsia"/>
+                <w:b/>
+                <w:bCs/>
+                <w:sz w:val="20"/>
+                <w:szCs w:val="20"/>
+              </w:rPr>
+              <w:t>TeX</w:t>
+            </w:r>
+            <w:proofErr w:type="spellEnd"/>
+            <w:r>
+              <w:rPr>
+                <w:rFonts w:ascii="맑은 고딕" w:eastAsia="맑은 고딕" w:hAnsi="맑은 고딕" w:cs="맑은 고딕" w:hint="eastAsia"/>
+                <w:b/>
+                <w:bCs/>
+                <w:sz w:val="20"/>
+                <w:szCs w:val="20"/>
+              </w:rPr>
+              <w:t xml:space="preserve"> 템플릿 제작</w:t>
             </w:r>
           </w:p>
           <w:p>
@@ -1717,15 +1981,7 @@
                 <w:sz w:val="20"/>
                 <w:szCs w:val="20"/>
               </w:rPr>
-              <w:t xml:space="preserve">· </w:t>
-            </w:r>
-            <w:r>
-              <w:rPr>
-                <w:rFonts w:ascii="맑은 고딕" w:eastAsia="맑은 고딕" w:hAnsi="맑은 고딕" w:hint="eastAsia"/>
-                <w:sz w:val="20"/>
-                <w:szCs w:val="20"/>
-              </w:rPr>
-              <w:t>수식이 포함된 논문작성을 위한 템플릿 작성</w:t>
+              <w:t>· 수식이 포함된 논문작성을 위한 템플릿 작성</w:t>
             </w:r>
           </w:p>
         </w:tc>
@@ -1848,15 +2104,7 @@
                 <w:sz w:val="20"/>
                 <w:szCs w:val="20"/>
               </w:rPr>
-              <w:t xml:space="preserve">· </w:t>
-            </w:r>
-            <w:r>
-              <w:rPr>
-                <w:rFonts w:ascii="맑은 고딕" w:eastAsia="맑은 고딕" w:hAnsi="맑은 고딕" w:hint="eastAsia"/>
-                <w:sz w:val="20"/>
-                <w:szCs w:val="20"/>
-              </w:rPr>
-              <w:t>미적분학 (다수 학기), 위상수학 (3학기)</w:t>
+              <w:t>· 미적분학 (다수 학기), 위상수학 (3학기)</w:t>
             </w:r>
           </w:p>
         </w:tc>
@@ -1947,15 +2195,7 @@
                 <w:sz w:val="20"/>
                 <w:szCs w:val="20"/>
               </w:rPr>
-              <w:t xml:space="preserve">· </w:t>
-            </w:r>
-            <w:r>
-              <w:rPr>
-                <w:rFonts w:ascii="맑은 고딕" w:eastAsia="맑은 고딕" w:hAnsi="맑은 고딕" w:hint="eastAsia"/>
-                <w:sz w:val="20"/>
-                <w:szCs w:val="20"/>
-              </w:rPr>
-              <w:t>BFS, DFS, Dijkstra algorithm</w:t>
+              <w:t>· BFS, DFS, Dijkstra algorithm</w:t>
             </w:r>
           </w:p>
         </w:tc>
@@ -2021,6 +2261,7 @@
           <w:sz w:val="24"/>
           <w:szCs w:val="24"/>
         </w:rPr>
+        <w:lastRenderedPageBreak/>
         <w:t>데이터 분석 및 인공지능</w:t>
       </w:r>
     </w:p>
@@ -2076,8 +2317,51 @@
                 <w:sz w:val="20"/>
                 <w:szCs w:val="20"/>
               </w:rPr>
-              <w:lastRenderedPageBreak/>
-              <w:t>수학 · 데이터사이언스 기술 블로그 아티클 작성</w:t>
+              <w:t xml:space="preserve">수학 · </w:t>
+            </w:r>
+            <w:proofErr w:type="spellStart"/>
+            <w:r>
+              <w:rPr>
+                <w:rFonts w:ascii="맑은 고딕" w:eastAsia="맑은 고딕" w:hAnsi="맑은 고딕" w:cs="맑은 고딕" w:hint="eastAsia"/>
+                <w:b/>
+                <w:bCs/>
+                <w:sz w:val="20"/>
+                <w:szCs w:val="20"/>
+              </w:rPr>
+              <w:t>데이터사이언스</w:t>
+            </w:r>
+            <w:proofErr w:type="spellEnd"/>
+            <w:r>
+              <w:rPr>
+                <w:rFonts w:ascii="맑은 고딕" w:eastAsia="맑은 고딕" w:hAnsi="맑은 고딕" w:cs="맑은 고딕" w:hint="eastAsia"/>
+                <w:b/>
+                <w:bCs/>
+                <w:sz w:val="20"/>
+                <w:szCs w:val="20"/>
+              </w:rPr>
+              <w:t xml:space="preserve"> 기술 블로그 </w:t>
+            </w:r>
+            <w:proofErr w:type="spellStart"/>
+            <w:r>
+              <w:rPr>
+                <w:rFonts w:ascii="맑은 고딕" w:eastAsia="맑은 고딕" w:hAnsi="맑은 고딕" w:cs="맑은 고딕" w:hint="eastAsia"/>
+                <w:b/>
+                <w:bCs/>
+                <w:sz w:val="20"/>
+                <w:szCs w:val="20"/>
+              </w:rPr>
+              <w:t>아티클</w:t>
+            </w:r>
+            <w:proofErr w:type="spellEnd"/>
+            <w:r>
+              <w:rPr>
+                <w:rFonts w:ascii="맑은 고딕" w:eastAsia="맑은 고딕" w:hAnsi="맑은 고딕" w:cs="맑은 고딕" w:hint="eastAsia"/>
+                <w:b/>
+                <w:bCs/>
+                <w:sz w:val="20"/>
+                <w:szCs w:val="20"/>
+              </w:rPr>
+              <w:t xml:space="preserve"> 작성</w:t>
             </w:r>
             <w:r>
               <w:rPr>
@@ -2221,7 +2505,7 @@
               </w:numPr>
               <w:spacing w:line="216" w:lineRule="auto"/>
               <w:rPr>
-                <w:rFonts w:ascii="맑은 고딕" w:eastAsia="맑은 고딕" w:hAnsi="맑은 고딕" w:hint="eastAsia"/>
+                <w:rFonts w:ascii="맑은 고딕" w:eastAsia="맑은 고딕" w:hAnsi="맑은 고딕"/>
                 <w:sz w:val="20"/>
                 <w:szCs w:val="20"/>
               </w:rPr>
@@ -2252,7 +2536,7 @@
               </w:numPr>
               <w:spacing w:line="216" w:lineRule="auto"/>
               <w:rPr>
-                <w:rFonts w:ascii="맑은 고딕" w:eastAsia="맑은 고딕" w:hAnsi="맑은 고딕" w:hint="eastAsia"/>
+                <w:rFonts w:ascii="맑은 고딕" w:eastAsia="맑은 고딕" w:hAnsi="맑은 고딕"/>
                 <w:sz w:val="20"/>
                 <w:szCs w:val="20"/>
               </w:rPr>
@@ -2402,7 +2686,25 @@
                 <w:sz w:val="20"/>
                 <w:szCs w:val="20"/>
               </w:rPr>
-              <w:t>· 선택 · 교차 · 변이 연산자 구현, 최적화 문제 적용 및 블로그 아티클 작성</w:t>
+              <w:t xml:space="preserve">· 선택 · 교차 · 변이 연산자 구현, 최적화 문제 적용 및 블로그 </w:t>
+            </w:r>
+            <w:proofErr w:type="spellStart"/>
+            <w:r>
+              <w:rPr>
+                <w:rFonts w:ascii="맑은 고딕" w:eastAsia="맑은 고딕" w:hAnsi="맑은 고딕" w:hint="eastAsia"/>
+                <w:sz w:val="20"/>
+                <w:szCs w:val="20"/>
+              </w:rPr>
+              <w:t>아티클</w:t>
+            </w:r>
+            <w:proofErr w:type="spellEnd"/>
+            <w:r>
+              <w:rPr>
+                <w:rFonts w:ascii="맑은 고딕" w:eastAsia="맑은 고딕" w:hAnsi="맑은 고딕" w:hint="eastAsia"/>
+                <w:sz w:val="20"/>
+                <w:szCs w:val="20"/>
+              </w:rPr>
+              <w:t xml:space="preserve"> 작성</w:t>
             </w:r>
           </w:p>
         </w:tc>
@@ -2461,15 +2763,27 @@
                 <w:szCs w:val="20"/>
               </w:rPr>
             </w:pPr>
-            <w:r>
-              <w:rPr>
-                <w:rFonts w:ascii="맑은 고딕" w:eastAsia="맑은 고딕" w:hAnsi="맑은 고딕" w:cs="맑은 고딕" w:hint="eastAsia"/>
-                <w:b/>
-                <w:bCs/>
-                <w:sz w:val="20"/>
-                <w:szCs w:val="20"/>
-              </w:rPr>
-              <w:t>쏘카존 위치 제안</w:t>
+            <w:proofErr w:type="spellStart"/>
+            <w:r>
+              <w:rPr>
+                <w:rFonts w:ascii="맑은 고딕" w:eastAsia="맑은 고딕" w:hAnsi="맑은 고딕" w:cs="맑은 고딕" w:hint="eastAsia"/>
+                <w:b/>
+                <w:bCs/>
+                <w:sz w:val="20"/>
+                <w:szCs w:val="20"/>
+              </w:rPr>
+              <w:t>쏘카존</w:t>
+            </w:r>
+            <w:proofErr w:type="spellEnd"/>
+            <w:r>
+              <w:rPr>
+                <w:rFonts w:ascii="맑은 고딕" w:eastAsia="맑은 고딕" w:hAnsi="맑은 고딕" w:cs="맑은 고딕" w:hint="eastAsia"/>
+                <w:b/>
+                <w:bCs/>
+                <w:sz w:val="20"/>
+                <w:szCs w:val="20"/>
+              </w:rPr>
+              <w:t xml:space="preserve"> 위치 제안</w:t>
             </w:r>
           </w:p>
           <w:p>
@@ -2777,7 +3091,29 @@
                 <w:sz w:val="20"/>
                 <w:szCs w:val="20"/>
               </w:rPr>
-              <w:t xml:space="preserve">추천시스템 알고리즘 구축 및 추천성능 향상 (LG uplus </w:t>
+              <w:t xml:space="preserve">추천시스템 알고리즘 구축 및 추천성능 향상 (LG </w:t>
+            </w:r>
+            <w:proofErr w:type="spellStart"/>
+            <w:r>
+              <w:rPr>
+                <w:rFonts w:ascii="맑은 고딕" w:eastAsia="맑은 고딕" w:hAnsi="맑은 고딕" w:cs="맑은 고딕" w:hint="eastAsia"/>
+                <w:b/>
+                <w:bCs/>
+                <w:sz w:val="20"/>
+                <w:szCs w:val="20"/>
+              </w:rPr>
+              <w:t>uplus</w:t>
+            </w:r>
+            <w:proofErr w:type="spellEnd"/>
+            <w:r>
+              <w:rPr>
+                <w:rFonts w:ascii="맑은 고딕" w:eastAsia="맑은 고딕" w:hAnsi="맑은 고딕" w:cs="맑은 고딕" w:hint="eastAsia"/>
+                <w:b/>
+                <w:bCs/>
+                <w:sz w:val="20"/>
+                <w:szCs w:val="20"/>
+              </w:rPr>
+              <w:t xml:space="preserve"> </w:t>
             </w:r>
             <w:r>
               <w:rPr>
@@ -2789,6 +3125,7 @@
               </w:rPr>
               <w:t>“</w:t>
             </w:r>
+            <w:proofErr w:type="spellStart"/>
             <w:r>
               <w:rPr>
                 <w:rFonts w:ascii="맑은 고딕" w:eastAsia="맑은 고딕" w:hAnsi="맑은 고딕" w:cs="맑은 고딕" w:hint="eastAsia"/>
@@ -2799,6 +3136,7 @@
               </w:rPr>
               <w:t>아이들나라</w:t>
             </w:r>
+            <w:proofErr w:type="spellEnd"/>
             <w:r>
               <w:rPr>
                 <w:rFonts w:ascii="맑은 고딕" w:eastAsia="맑은 고딕" w:hAnsi="맑은 고딕" w:cs="맑은 고딕"/>
@@ -3178,7 +3516,16 @@
                 <w:sz w:val="20"/>
                 <w:szCs w:val="20"/>
               </w:rPr>
-              <w:t>· n</w:t>
+              <w:t xml:space="preserve">· </w:t>
+            </w:r>
+            <w:proofErr w:type="spellStart"/>
+            <w:r>
+              <w:rPr>
+                <w:rFonts w:ascii="맑은 고딕" w:eastAsia="맑은 고딕" w:hAnsi="맑은 고딕" w:hint="eastAsia"/>
+                <w:sz w:val="20"/>
+                <w:szCs w:val="20"/>
+              </w:rPr>
+              <w:t>n</w:t>
             </w:r>
             <w:r>
               <w:rPr>
@@ -3188,6 +3535,7 @@
               </w:rPr>
               <w:t>umpy</w:t>
             </w:r>
+            <w:proofErr w:type="spellEnd"/>
           </w:p>
         </w:tc>
         <w:tc>
@@ -3277,7 +3625,7 @@
               </w:numPr>
               <w:spacing w:line="216" w:lineRule="auto"/>
               <w:rPr>
-                <w:rFonts w:ascii="맑은 고딕" w:eastAsia="맑은 고딕" w:hAnsi="맑은 고딕" w:cs="맑은 고딕" w:hint="eastAsia"/>
+                <w:rFonts w:ascii="맑은 고딕" w:eastAsia="맑은 고딕" w:hAnsi="맑은 고딕" w:cs="맑은 고딕"/>
                 <w:sz w:val="20"/>
                 <w:szCs w:val="20"/>
               </w:rPr>
@@ -3290,6 +3638,7 @@
               </w:rPr>
               <w:t xml:space="preserve">· </w:t>
             </w:r>
+            <w:proofErr w:type="spellStart"/>
             <w:r>
               <w:rPr>
                 <w:rFonts w:ascii="맑은 고딕" w:eastAsia="맑은 고딕" w:hAnsi="맑은 고딕" w:cs="맑은 고딕" w:hint="eastAsia"/>
@@ -3298,6 +3647,7 @@
               </w:rPr>
               <w:t>scipy</w:t>
             </w:r>
+            <w:proofErr w:type="spellEnd"/>
           </w:p>
         </w:tc>
       </w:tr>
@@ -3527,6 +3877,7 @@
               </w:rPr>
               <w:t xml:space="preserve">· </w:t>
             </w:r>
+            <w:proofErr w:type="spellStart"/>
             <w:r>
               <w:rPr>
                 <w:rFonts w:ascii="맑은 고딕" w:eastAsia="맑은 고딕" w:hAnsi="맑은 고딕" w:cs="맑은 고딕" w:hint="eastAsia"/>
@@ -3543,6 +3894,7 @@
               </w:rPr>
               <w:t>ensorflow</w:t>
             </w:r>
+            <w:proofErr w:type="spellEnd"/>
           </w:p>
         </w:tc>
         <w:tc>
@@ -3570,8 +3922,18 @@
                 <w:sz w:val="20"/>
                 <w:szCs w:val="20"/>
               </w:rPr>
-              <w:t>· pytorch</w:t>
-            </w:r>
+              <w:t xml:space="preserve">· </w:t>
+            </w:r>
+            <w:proofErr w:type="spellStart"/>
+            <w:r>
+              <w:rPr>
+                <w:rFonts w:ascii="맑은 고딕" w:eastAsia="맑은 고딕" w:hAnsi="맑은 고딕" w:hint="eastAsia"/>
+                <w:sz w:val="20"/>
+                <w:szCs w:val="20"/>
+              </w:rPr>
+              <w:t>pytorch</w:t>
+            </w:r>
+            <w:proofErr w:type="spellEnd"/>
           </w:p>
         </w:tc>
         <w:tc>
@@ -3601,6 +3963,7 @@
               </w:rPr>
               <w:t xml:space="preserve">· </w:t>
             </w:r>
+            <w:proofErr w:type="spellStart"/>
             <w:r>
               <w:rPr>
                 <w:rFonts w:ascii="맑은 고딕" w:eastAsia="맑은 고딕" w:hAnsi="맑은 고딕" w:cs="맑은 고딕" w:hint="eastAsia"/>
@@ -3609,6 +3972,7 @@
               </w:rPr>
               <w:t>keras</w:t>
             </w:r>
+            <w:proofErr w:type="spellEnd"/>
           </w:p>
         </w:tc>
         <w:tc>
@@ -3851,6 +4215,7 @@
               </w:rPr>
               <w:t xml:space="preserve">· </w:t>
             </w:r>
+            <w:proofErr w:type="spellStart"/>
             <w:r>
               <w:rPr>
                 <w:rFonts w:ascii="맑은 고딕" w:eastAsia="맑은 고딕" w:hAnsi="맑은 고딕" w:cs="맑은 고딕" w:hint="eastAsia"/>
@@ -3867,6 +4232,7 @@
               </w:rPr>
               <w:t>eX</w:t>
             </w:r>
+            <w:proofErr w:type="spellEnd"/>
           </w:p>
         </w:tc>
         <w:tc>
@@ -3941,13 +4307,41 @@
               </w:rPr>
               <w:t xml:space="preserve">· </w:t>
             </w:r>
-            <w:r>
-              <w:rPr>
-                <w:rFonts w:ascii="맑은 고딕" w:eastAsia="맑은 고딕" w:hAnsi="맑은 고딕" w:cs="맑은 고딕" w:hint="eastAsia"/>
-                <w:sz w:val="20"/>
-                <w:szCs w:val="20"/>
-              </w:rPr>
-              <w:t>github blog (30+ 아티클)</w:t>
+            <w:proofErr w:type="spellStart"/>
+            <w:r>
+              <w:rPr>
+                <w:rFonts w:ascii="맑은 고딕" w:eastAsia="맑은 고딕" w:hAnsi="맑은 고딕" w:cs="맑은 고딕" w:hint="eastAsia"/>
+                <w:sz w:val="20"/>
+                <w:szCs w:val="20"/>
+              </w:rPr>
+              <w:t>github</w:t>
+            </w:r>
+            <w:proofErr w:type="spellEnd"/>
+            <w:r>
+              <w:rPr>
+                <w:rFonts w:ascii="맑은 고딕" w:eastAsia="맑은 고딕" w:hAnsi="맑은 고딕" w:cs="맑은 고딕" w:hint="eastAsia"/>
+                <w:sz w:val="20"/>
+                <w:szCs w:val="20"/>
+              </w:rPr>
+              <w:t xml:space="preserve"> blog (30+ </w:t>
+            </w:r>
+            <w:proofErr w:type="spellStart"/>
+            <w:r>
+              <w:rPr>
+                <w:rFonts w:ascii="맑은 고딕" w:eastAsia="맑은 고딕" w:hAnsi="맑은 고딕" w:cs="맑은 고딕" w:hint="eastAsia"/>
+                <w:sz w:val="20"/>
+                <w:szCs w:val="20"/>
+              </w:rPr>
+              <w:t>아티클</w:t>
+            </w:r>
+            <w:proofErr w:type="spellEnd"/>
+            <w:r>
+              <w:rPr>
+                <w:rFonts w:ascii="맑은 고딕" w:eastAsia="맑은 고딕" w:hAnsi="맑은 고딕" w:cs="맑은 고딕" w:hint="eastAsia"/>
+                <w:sz w:val="20"/>
+                <w:szCs w:val="20"/>
+              </w:rPr>
+              <w:t>)</w:t>
             </w:r>
           </w:p>
         </w:tc>
@@ -4036,6 +4430,7 @@
               </w:rPr>
               <w:t xml:space="preserve">· </w:t>
             </w:r>
+            <w:proofErr w:type="spellStart"/>
             <w:r>
               <w:rPr>
                 <w:rFonts w:ascii="맑은 고딕" w:eastAsia="맑은 고딕" w:hAnsi="맑은 고딕" w:cs="맑은 고딕" w:hint="eastAsia"/>
@@ -4044,6 +4439,7 @@
               </w:rPr>
               <w:t>geogebra</w:t>
             </w:r>
+            <w:proofErr w:type="spellEnd"/>
           </w:p>
         </w:tc>
         <w:tc>
@@ -4071,8 +4467,18 @@
                 <w:sz w:val="20"/>
                 <w:szCs w:val="20"/>
               </w:rPr>
-              <w:t>· mathematica</w:t>
-            </w:r>
+              <w:t xml:space="preserve">· </w:t>
+            </w:r>
+            <w:proofErr w:type="spellStart"/>
+            <w:r>
+              <w:rPr>
+                <w:rFonts w:ascii="맑은 고딕" w:eastAsia="맑은 고딕" w:hAnsi="맑은 고딕" w:hint="eastAsia"/>
+                <w:sz w:val="20"/>
+                <w:szCs w:val="20"/>
+              </w:rPr>
+              <w:t>mathematica</w:t>
+            </w:r>
+            <w:proofErr w:type="spellEnd"/>
           </w:p>
         </w:tc>
         <w:tc>
@@ -4108,7 +4514,25 @@
                 <w:sz w:val="20"/>
                 <w:szCs w:val="20"/>
               </w:rPr>
-              <w:t>(matlab)</w:t>
+              <w:t>(</w:t>
+            </w:r>
+            <w:proofErr w:type="spellStart"/>
+            <w:r>
+              <w:rPr>
+                <w:rFonts w:ascii="맑은 고딕" w:eastAsia="맑은 고딕" w:hAnsi="맑은 고딕" w:cs="맑은 고딕" w:hint="eastAsia"/>
+                <w:sz w:val="20"/>
+                <w:szCs w:val="20"/>
+              </w:rPr>
+              <w:t>matlab</w:t>
+            </w:r>
+            <w:proofErr w:type="spellEnd"/>
+            <w:r>
+              <w:rPr>
+                <w:rFonts w:ascii="맑은 고딕" w:eastAsia="맑은 고딕" w:hAnsi="맑은 고딕" w:cs="맑은 고딕" w:hint="eastAsia"/>
+                <w:sz w:val="20"/>
+                <w:szCs w:val="20"/>
+              </w:rPr>
+              <w:t>)</w:t>
             </w:r>
           </w:p>
         </w:tc>
@@ -4791,15 +5215,27 @@
                 <w:szCs w:val="20"/>
               </w:rPr>
             </w:pPr>
-            <w:r>
-              <w:rPr>
-                <w:rFonts w:ascii="맑은 고딕" w:eastAsia="맑은 고딕" w:hAnsi="맑은 고딕" w:cs="맑은 고딕"/>
-                <w:b/>
-                <w:bCs/>
-                <w:sz w:val="20"/>
-                <w:szCs w:val="20"/>
-              </w:rPr>
-              <w:t>ADsP (</w:t>
+            <w:proofErr w:type="spellStart"/>
+            <w:r>
+              <w:rPr>
+                <w:rFonts w:ascii="맑은 고딕" w:eastAsia="맑은 고딕" w:hAnsi="맑은 고딕" w:cs="맑은 고딕"/>
+                <w:b/>
+                <w:bCs/>
+                <w:sz w:val="20"/>
+                <w:szCs w:val="20"/>
+              </w:rPr>
+              <w:t>ADsP</w:t>
+            </w:r>
+            <w:proofErr w:type="spellEnd"/>
+            <w:r>
+              <w:rPr>
+                <w:rFonts w:ascii="맑은 고딕" w:eastAsia="맑은 고딕" w:hAnsi="맑은 고딕" w:cs="맑은 고딕"/>
+                <w:b/>
+                <w:bCs/>
+                <w:sz w:val="20"/>
+                <w:szCs w:val="20"/>
+              </w:rPr>
+              <w:t xml:space="preserve"> (</w:t>
             </w:r>
             <w:r>
               <w:rPr>
@@ -4969,7 +5405,6 @@
       </w:r>
     </w:p>
     <w:sectPr>
-      <w:footerReference w:type="default" r:id="rId9"/>
       <w:pgSz w:w="11907" w:h="16839" w:code="9"/>
       <w:pgMar w:top="720" w:right="720" w:bottom="720" w:left="720" w:header="720" w:footer="720" w:gutter="0"/>
       <w:pgNumType w:start="1"/>
@@ -5004,54 +5439,6 @@
     </w:p>
   </w:endnote>
 </w:endnotes>
-</file>
-
-<file path=word/footer1.xml><?xml version="1.0" encoding="utf-8"?>
-<w:ftr xmlns:wpc="http://schemas.microsoft.com/office/word/2010/wordprocessingCanvas" xmlns:cx="http://schemas.microsoft.com/office/drawing/2014/chartex" xmlns:cx1="http://schemas.microsoft.com/office/drawing/2015/9/8/chartex" xmlns:cx2="http://schemas.microsoft.com/office/drawing/2015/10/21/chartex" xmlns:cx3="http://schemas.microsoft.com/office/drawing/2016/5/9/chartex" xmlns:cx4="http://schemas.microsoft.com/office/drawing/2016/5/10/chartex" xmlns:cx5="http://schemas.microsoft.com/office/drawing/2016/5/11/chartex" xmlns:cx6="http://schemas.microsoft.com/office/drawing/2016/5/12/chartex" xmlns:cx7="http://schemas.microsoft.com/office/drawing/2016/5/13/chartex" xmlns:cx8="http://schemas.microsoft.com/office/drawing/2016/5/14/chartex" xmlns:mc="http://schemas.openxmlformats.org/markup-compatibility/2006" xmlns:aink="http://schemas.microsoft.com/office/drawing/2016/ink" xmlns:am3d="http://schemas.microsoft.com/office/drawing/2017/model3d" xmlns:o="urn:schemas-microsoft-com:office:office" xmlns:oel="http://schemas.microsoft.com/office/2019/extlst" xmlns:r="http://schemas.openxmlformats.org/officeDocument/2006/relationships" xmlns:m="http://schemas.openxmlformats.org/officeDocument/2006/math" xmlns:v="urn:schemas-microsoft-com:vml" xmlns:wp14="http://schemas.microsoft.com/office/word/2010/wordprocessingDrawing" xmlns:wp="http://schemas.openxmlformats.org/drawingml/2006/wordprocessingDrawing" xmlns:w10="urn:schemas-microsoft-com:office:word" xmlns:w="http://schemas.openxmlformats.org/wordprocessingml/2006/main" xmlns:w14="http://schemas.microsoft.com/office/word/2010/wordml" xmlns:w15="http://schemas.microsoft.com/office/word/2012/wordml" xmlns:w16cex="http://schemas.microsoft.com/office/word/2018/wordml/cex" xmlns:w16cid="http://schemas.microsoft.com/office/word/2016/wordml/cid" xmlns:w16="http://schemas.microsoft.com/office/word/2018/wordml" xmlns:w16du="http://schemas.microsoft.com/office/word/2023/wordml/word16du" xmlns:w16sdtdh="http://schemas.microsoft.com/office/word/2020/wordml/sdtdatahash" xmlns:w16sdtfl="http://schemas.microsoft.com/office/word/2024/wordml/sdtformatlock" xmlns:w16se="http://schemas.microsoft.com/office/word/2015/wordml/symex" xmlns:wpg="http://schemas.microsoft.com/office/word/2010/wordprocessingGroup" xmlns:wpi="http://schemas.microsoft.com/office/word/2010/wordprocessingInk" xmlns:wne="http://schemas.microsoft.com/office/word/2006/wordml" xmlns:wps="http://schemas.microsoft.com/office/word/2010/wordprocessingShape" mc:Ignorable="w14 w15 w16se w16cid w16 w16cex w16sdtdh w16sdtfl w16du wp14">
-  <w:p>
-    <w:pPr>
-      <w:pStyle w:val="a8"/>
-    </w:pPr>
-    <w:r>
-      <w:rPr>
-        <w:lang w:val="ko-KR" w:bidi="ko-KR"/>
-      </w:rPr>
-      <w:fldChar w:fldCharType="begin"/>
-    </w:r>
-    <w:r>
-      <w:rPr>
-        <w:lang w:val="ko-KR" w:bidi="ko-KR"/>
-      </w:rPr>
-      <w:instrText xml:space="preserve"> PAGE   \* MERGEFORMAT </w:instrText>
-    </w:r>
-    <w:r>
-      <w:rPr>
-        <w:lang w:val="ko-KR" w:bidi="ko-KR"/>
-      </w:rPr>
-      <w:fldChar w:fldCharType="separate"/>
-    </w:r>
-    <w:r>
-      <w:rPr>
-        <w:noProof/>
-        <w:lang w:val="ko-KR" w:bidi="ko-KR"/>
-      </w:rPr>
-      <w:t>2</w:t>
-    </w:r>
-    <w:r>
-      <w:rPr>
-        <w:noProof/>
-        <w:lang w:val="ko-KR" w:bidi="ko-KR"/>
-      </w:rPr>
-      <w:fldChar w:fldCharType="end"/>
-    </w:r>
-    <w:r>
-      <w:rPr>
-        <w:lang w:val="ko-KR" w:bidi="ko-KR"/>
-      </w:rPr>
-      <w:t>페이지</w:t>
-    </w:r>
-  </w:p>
-</w:ftr>
 </file>
 
 <file path=word/footnotes.xml><?xml version="1.0" encoding="utf-8"?>
@@ -7042,6 +7429,7 @@
   <w:style w:type="character" w:default="1" w:styleId="a2">
     <w:name w:val="Default Paragraph Font"/>
     <w:uiPriority w:val="1"/>
+    <w:semiHidden/>
     <w:unhideWhenUsed/>
   </w:style>
   <w:style w:type="table" w:default="1" w:styleId="a3">
